--- a/使用说明20260427.docx
+++ b/使用说明20260427.docx
@@ -12777,11 +12777,6 @@
       </w:r>
     </w:p>
     <w:p>
-      <w:pPr>
-        <w:rPr>
-          <w:rFonts w:hint="eastAsia"/>
-        </w:rPr>
-      </w:pPr>
       <w:bookmarkStart w:id="15" w:name="OLE_LINK4"/>
       <w:proofErr w:type="spellStart"/>
       <w:r>
@@ -12814,6 +12809,1070 @@
     </w:p>
     <w:p>
       <w:pPr>
+        <w:pStyle w:val="b63ee27f-4cf3-414c-9275-d88e3f90795e"/>
+        <w:rPr>
+          <w:rFonts w:hint="eastAsia"/>
+        </w:rPr>
+      </w:pPr>
+      <w:r>
+        <w:rPr>
+          <w:rFonts w:hint="eastAsia"/>
+        </w:rPr>
+        <w:t xml:space="preserve">Set </w:t>
+      </w:r>
+      <w:proofErr w:type="spellStart"/>
+      <w:r>
+        <w:rPr>
+          <w:rFonts w:hint="eastAsia"/>
+        </w:rPr>
+        <w:t>twiss</w:t>
+      </w:r>
+      <w:proofErr w:type="spellEnd"/>
+      <w:r>
+        <w:rPr>
+          <w:rFonts w:hint="eastAsia"/>
+        </w:rPr>
+        <w:t xml:space="preserve"> parameter</w:t>
+      </w:r>
+    </w:p>
+    <w:p>
+      <w:r>
+        <w:rPr>
+          <w:b/>
+          <w:bCs/>
+        </w:rPr>
+        <w:t xml:space="preserve">SET_TWISS </w:t>
+      </w:r>
+      <w:proofErr w:type="spellStart"/>
+      <w:r>
+        <w:t>fn</w:t>
+      </w:r>
+      <w:proofErr w:type="spellEnd"/>
+      <w:r>
+        <w:t>, αx, βx(mm/</w:t>
+      </w:r>
+      <w:proofErr w:type="spellStart"/>
+      <w:r>
+        <w:t>mrad</w:t>
+      </w:r>
+      <w:proofErr w:type="spellEnd"/>
+      <w:r>
+        <w:t>), αy, βy(mm/</w:t>
+      </w:r>
+      <w:proofErr w:type="spellStart"/>
+      <w:r>
+        <w:t>mrad</w:t>
+      </w:r>
+      <w:proofErr w:type="spellEnd"/>
+      <w:r>
+        <w:t>), αz, βz(mm/</w:t>
+      </w:r>
+      <w:proofErr w:type="spellStart"/>
+      <w:r>
+        <w:t>mrad</w:t>
+      </w:r>
+      <w:proofErr w:type="spellEnd"/>
+      <w:r>
+        <w:t>)</w:t>
+      </w:r>
+      <w:r>
+        <w:rPr>
+          <w:rFonts w:hint="eastAsia"/>
+        </w:rPr>
+        <w:t xml:space="preserve"> </w:t>
+      </w:r>
+      <w:proofErr w:type="spellStart"/>
+      <w:r>
+        <w:rPr>
+          <w:rFonts w:hint="eastAsia"/>
+        </w:rPr>
+        <w:t>kx</w:t>
+      </w:r>
+      <w:proofErr w:type="spellEnd"/>
+      <w:r>
+        <w:rPr>
+          <w:rFonts w:hint="eastAsia"/>
+        </w:rPr>
+        <w:t xml:space="preserve"> </w:t>
+      </w:r>
+      <w:proofErr w:type="spellStart"/>
+      <w:r>
+        <w:rPr>
+          <w:rFonts w:hint="eastAsia"/>
+        </w:rPr>
+        <w:t>ky</w:t>
+      </w:r>
+      <w:proofErr w:type="spellEnd"/>
+      <w:r>
+        <w:rPr>
+          <w:rFonts w:hint="eastAsia"/>
+        </w:rPr>
+        <w:t xml:space="preserve"> </w:t>
+      </w:r>
+      <w:proofErr w:type="spellStart"/>
+      <w:r>
+        <w:rPr>
+          <w:rFonts w:hint="eastAsia"/>
+        </w:rPr>
+        <w:t>kz</w:t>
+      </w:r>
+      <w:proofErr w:type="spellEnd"/>
+    </w:p>
+    <w:p>
+      <w:r>
+        <w:rPr>
+          <w:rFonts w:hint="eastAsia"/>
+        </w:rPr>
+        <w:t xml:space="preserve">配合match命令使用， </w:t>
+      </w:r>
+      <w:proofErr w:type="spellStart"/>
+      <w:r>
+        <w:rPr>
+          <w:rFonts w:hint="eastAsia"/>
+        </w:rPr>
+        <w:t>fn</w:t>
+      </w:r>
+      <w:proofErr w:type="spellEnd"/>
+      <w:r>
+        <w:rPr>
+          <w:rFonts w:hint="eastAsia"/>
+        </w:rPr>
+        <w:t>代表族数</w:t>
+      </w:r>
+    </w:p>
+    <w:p/>
+    <w:p>
+      <w:pPr>
+        <w:rPr>
+          <w:rFonts w:hint="eastAsia"/>
+        </w:rPr>
+      </w:pPr>
+      <w:r>
+        <w:rPr>
+          <w:rFonts w:hint="eastAsia"/>
+        </w:rPr>
+        <w:t>K 代表是否忽略如果</w:t>
+      </w:r>
+      <w:proofErr w:type="spellStart"/>
+      <w:r>
+        <w:rPr>
+          <w:rFonts w:hint="eastAsia"/>
+        </w:rPr>
+        <w:t>kx</w:t>
+      </w:r>
+      <w:proofErr w:type="spellEnd"/>
+      <w:r>
+        <w:rPr>
+          <w:rFonts w:hint="eastAsia"/>
+        </w:rPr>
+        <w:t xml:space="preserve"> =1 ，那么不会考虑</w:t>
+      </w:r>
+      <w:r>
+        <w:t>αx, βx</w:t>
+      </w:r>
+      <w:r>
+        <w:rPr>
+          <w:rFonts w:hint="eastAsia"/>
+        </w:rPr>
+        <w:t>，</w:t>
+      </w:r>
+    </w:p>
+    <w:p>
+      <w:pPr>
+        <w:tabs>
+          <w:tab w:val="left" w:pos="23"/>
+        </w:tabs>
+      </w:pPr>
+      <w:r>
+        <w:rPr>
+          <w:rFonts w:hint="eastAsia"/>
+        </w:rPr>
+        <w:tab/>
+      </w:r>
+    </w:p>
+    <w:p>
+      <w:pPr>
+        <w:pStyle w:val="b63ee27f-4cf3-414c-9275-d88e3f90795e"/>
+        <w:rPr>
+          <w:rFonts w:hint="eastAsia"/>
+        </w:rPr>
+      </w:pPr>
+      <w:r>
+        <w:t>Set beam centroid position</w:t>
+      </w:r>
+    </w:p>
+    <w:p>
+      <w:pPr>
+        <w:rPr>
+          <w:rFonts w:hint="eastAsia"/>
+        </w:rPr>
+      </w:pPr>
+      <w:r>
+        <w:rPr>
+          <w:b/>
+          <w:bCs/>
+        </w:rPr>
+        <w:t>SET_</w:t>
+      </w:r>
+      <w:proofErr w:type="gramStart"/>
+      <w:r>
+        <w:rPr>
+          <w:b/>
+          <w:bCs/>
+        </w:rPr>
+        <w:t xml:space="preserve">POSITION </w:t>
+      </w:r>
+      <w:r>
+        <w:rPr>
+          <w:rFonts w:hint="eastAsia"/>
+          <w:b/>
+          <w:bCs/>
+        </w:rPr>
+        <w:t xml:space="preserve"> </w:t>
+      </w:r>
+      <w:proofErr w:type="spellStart"/>
+      <w:r>
+        <w:rPr>
+          <w:rFonts w:hint="eastAsia"/>
+          <w:b/>
+          <w:bCs/>
+        </w:rPr>
+        <w:t>fn</w:t>
+      </w:r>
+      <w:proofErr w:type="spellEnd"/>
+      <w:proofErr w:type="gramEnd"/>
+      <w:r>
+        <w:rPr>
+          <w:rFonts w:hint="eastAsia"/>
+          <w:b/>
+          <w:bCs/>
+        </w:rPr>
+        <w:t xml:space="preserve"> </w:t>
+      </w:r>
+      <w:r>
+        <w:t>k(m-1), x(mm), x’(</w:t>
+      </w:r>
+      <w:proofErr w:type="spellStart"/>
+      <w:r>
+        <w:t>mrad</w:t>
+      </w:r>
+      <w:proofErr w:type="spellEnd"/>
+      <w:r>
+        <w:t>), y(mm), y’(</w:t>
+      </w:r>
+      <w:proofErr w:type="spellStart"/>
+      <w:r>
+        <w:t>mrad</w:t>
+      </w:r>
+      <w:proofErr w:type="spellEnd"/>
+      <w:r>
+        <w:t>)</w:t>
+      </w:r>
+      <w:r>
+        <w:rPr>
+          <w:rFonts w:hint="eastAsia"/>
+        </w:rPr>
+        <w:t xml:space="preserve"> </w:t>
+      </w:r>
+      <w:proofErr w:type="spellStart"/>
+      <w:r>
+        <w:rPr>
+          <w:rFonts w:hint="eastAsia"/>
+        </w:rPr>
+        <w:t>kx</w:t>
+      </w:r>
+      <w:proofErr w:type="spellEnd"/>
+      <w:r>
+        <w:rPr>
+          <w:rFonts w:hint="eastAsia"/>
+        </w:rPr>
+        <w:t xml:space="preserve"> </w:t>
+      </w:r>
+      <w:proofErr w:type="spellStart"/>
+      <w:r>
+        <w:rPr>
+          <w:rFonts w:hint="eastAsia"/>
+        </w:rPr>
+        <w:t>kx</w:t>
+      </w:r>
+      <w:proofErr w:type="spellEnd"/>
+      <w:r>
+        <w:t>’</w:t>
+      </w:r>
+      <w:r>
+        <w:rPr>
+          <w:rFonts w:hint="eastAsia"/>
+        </w:rPr>
+        <w:t xml:space="preserve"> </w:t>
+      </w:r>
+      <w:proofErr w:type="spellStart"/>
+      <w:r>
+        <w:rPr>
+          <w:rFonts w:hint="eastAsia"/>
+        </w:rPr>
+        <w:t>ky</w:t>
+      </w:r>
+      <w:proofErr w:type="spellEnd"/>
+      <w:r>
+        <w:rPr>
+          <w:rFonts w:hint="eastAsia"/>
+        </w:rPr>
+        <w:t xml:space="preserve"> </w:t>
+      </w:r>
+      <w:proofErr w:type="spellStart"/>
+      <w:r>
+        <w:rPr>
+          <w:rFonts w:hint="eastAsia"/>
+        </w:rPr>
+        <w:t>ky</w:t>
+      </w:r>
+      <w:proofErr w:type="spellEnd"/>
+      <w:r>
+        <w:t>’</w:t>
+      </w:r>
+    </w:p>
+    <w:p/>
+    <w:p>
+      <w:pPr>
+        <w:rPr>
+          <w:rFonts w:hint="eastAsia"/>
+        </w:rPr>
+      </w:pPr>
+      <w:proofErr w:type="spellStart"/>
+      <w:r>
+        <w:rPr>
+          <w:rFonts w:hint="eastAsia"/>
+        </w:rPr>
+        <w:t>fn</w:t>
+      </w:r>
+      <w:proofErr w:type="spellEnd"/>
+      <w:r>
+        <w:rPr>
+          <w:rFonts w:hint="eastAsia"/>
+        </w:rPr>
+        <w:t xml:space="preserve"> 族数</w:t>
+      </w:r>
+    </w:p>
+    <w:p>
+      <w:pPr>
+        <w:ind w:firstLineChars="600" w:firstLine="1260"/>
+      </w:pPr>
+      <w:proofErr w:type="spellStart"/>
+      <w:r>
+        <w:rPr>
+          <w:rFonts w:hint="eastAsia"/>
+        </w:rPr>
+        <w:t>vcr</w:t>
+      </w:r>
+      <w:proofErr w:type="spellEnd"/>
+      <w:r>
+        <w:rPr>
+          <w:rFonts w:hint="eastAsia"/>
+        </w:rPr>
+        <w:t xml:space="preserve"> = </w:t>
+      </w:r>
+      <m:oMath>
+        <m:f>
+          <m:fPr>
+            <m:ctrlPr>
+              <w:rPr>
+                <w:rFonts w:ascii="Cambria Math" w:hAnsi="Cambria Math"/>
+                <w:i/>
+              </w:rPr>
+            </m:ctrlPr>
+          </m:fPr>
+          <m:num>
+            <m:r>
+              <w:rPr>
+                <w:rFonts w:ascii="Cambria Math" w:hAnsi="Cambria Math"/>
+              </w:rPr>
+              <m:t>k</m:t>
+            </m:r>
+          </m:num>
+          <m:den>
+            <m:r>
+              <w:rPr>
+                <w:rFonts w:ascii="Cambria Math" w:hAnsi="Cambria Math"/>
+              </w:rPr>
+              <m:t>2</m:t>
+            </m:r>
+          </m:den>
+        </m:f>
+      </m:oMath>
+      <w:r>
+        <w:rPr>
+          <w:rFonts w:hint="eastAsia"/>
+        </w:rPr>
+        <w:t xml:space="preserve">  [ (x </w:t>
+      </w:r>
+      <w:r>
+        <w:t>–</w:t>
+      </w:r>
+      <w:r>
+        <w:rPr>
+          <w:rFonts w:hint="eastAsia"/>
+        </w:rPr>
+        <w:t xml:space="preserve"> x</w:t>
+      </w:r>
+      <w:r>
+        <w:rPr>
+          <w:rFonts w:hint="eastAsia"/>
+          <w:vertAlign w:val="subscript"/>
+        </w:rPr>
+        <w:t>0</w:t>
+      </w:r>
+      <w:r>
+        <w:rPr>
+          <w:rFonts w:hint="eastAsia"/>
+        </w:rPr>
+        <w:t>)</w:t>
+      </w:r>
+      <w:r>
+        <w:rPr>
+          <w:rFonts w:hint="eastAsia"/>
+          <w:vertAlign w:val="superscript"/>
+        </w:rPr>
+        <w:t xml:space="preserve"> 2</w:t>
+      </w:r>
+      <w:r>
+        <w:rPr>
+          <w:rFonts w:hint="eastAsia"/>
+        </w:rPr>
+        <w:t xml:space="preserve"> + (y </w:t>
+      </w:r>
+      <w:r>
+        <w:t>–</w:t>
+      </w:r>
+      <w:r>
+        <w:rPr>
+          <w:rFonts w:hint="eastAsia"/>
+        </w:rPr>
+        <w:t xml:space="preserve"> y</w:t>
+      </w:r>
+      <w:r>
+        <w:rPr>
+          <w:rFonts w:hint="eastAsia"/>
+          <w:vertAlign w:val="subscript"/>
+        </w:rPr>
+        <w:t>0</w:t>
+      </w:r>
+      <w:r>
+        <w:rPr>
+          <w:rFonts w:hint="eastAsia"/>
+        </w:rPr>
+        <w:t>)</w:t>
+      </w:r>
+      <w:r>
+        <w:rPr>
+          <w:rFonts w:hint="eastAsia"/>
+          <w:vertAlign w:val="superscript"/>
+        </w:rPr>
+        <w:t xml:space="preserve">2 </w:t>
+      </w:r>
+      <w:r>
+        <w:rPr>
+          <w:rFonts w:hint="eastAsia"/>
+        </w:rPr>
+        <w:t>+ (x</w:t>
+      </w:r>
+      <w:r>
+        <w:t>’</w:t>
+      </w:r>
+      <w:r>
+        <w:rPr>
+          <w:rFonts w:hint="eastAsia"/>
+        </w:rPr>
+        <w:t xml:space="preserve"> -x</w:t>
+      </w:r>
+      <w:r>
+        <w:rPr>
+          <w:rFonts w:hint="eastAsia"/>
+          <w:vertAlign w:val="subscript"/>
+        </w:rPr>
+        <w:t>0</w:t>
+      </w:r>
+      <w:r>
+        <w:t>’</w:t>
+      </w:r>
+      <w:r>
+        <w:rPr>
+          <w:rFonts w:hint="eastAsia"/>
+        </w:rPr>
+        <w:t>)</w:t>
+      </w:r>
+      <w:r>
+        <w:rPr>
+          <w:rFonts w:hint="eastAsia"/>
+          <w:vertAlign w:val="superscript"/>
+        </w:rPr>
+        <w:t>2</w:t>
+      </w:r>
+      <w:r>
+        <w:rPr>
+          <w:rFonts w:hint="eastAsia"/>
+        </w:rPr>
+        <w:t xml:space="preserve"> +(y</w:t>
+      </w:r>
+      <w:r>
+        <w:t>’</w:t>
+      </w:r>
+      <w:r>
+        <w:rPr>
+          <w:rFonts w:hint="eastAsia"/>
+        </w:rPr>
+        <w:t xml:space="preserve"> -y</w:t>
+      </w:r>
+      <w:r>
+        <w:rPr>
+          <w:rFonts w:hint="eastAsia"/>
+          <w:vertAlign w:val="subscript"/>
+        </w:rPr>
+        <w:t>0</w:t>
+      </w:r>
+      <w:r>
+        <w:t>’</w:t>
+      </w:r>
+      <w:r>
+        <w:rPr>
+          <w:rFonts w:hint="eastAsia"/>
+        </w:rPr>
+        <w:t>)</w:t>
+      </w:r>
+      <w:r>
+        <w:rPr>
+          <w:rFonts w:hint="eastAsia"/>
+          <w:vertAlign w:val="superscript"/>
+        </w:rPr>
+        <w:t>2</w:t>
+      </w:r>
+      <w:r>
+        <w:rPr>
+          <w:rFonts w:hint="eastAsia"/>
+        </w:rPr>
+        <w:t>]</w:t>
+      </w:r>
+    </w:p>
+    <w:p/>
+    <w:p>
+      <w:r>
+        <w:rPr>
+          <w:rFonts w:hint="eastAsia"/>
+        </w:rPr>
+        <w:t>K 代表是否</w:t>
+      </w:r>
+      <w:proofErr w:type="gramStart"/>
+      <w:r>
+        <w:rPr>
+          <w:rFonts w:hint="eastAsia"/>
+        </w:rPr>
+        <w:t>忽略</w:t>
+      </w:r>
+      <w:r>
+        <w:rPr>
+          <w:rFonts w:hint="eastAsia"/>
+        </w:rPr>
+        <w:t>,</w:t>
+      </w:r>
+      <w:proofErr w:type="gramEnd"/>
+      <w:r>
+        <w:rPr>
+          <w:rFonts w:hint="eastAsia"/>
+        </w:rPr>
+        <w:t>如果</w:t>
+      </w:r>
+      <w:proofErr w:type="spellStart"/>
+      <w:r>
+        <w:rPr>
+          <w:rFonts w:hint="eastAsia"/>
+        </w:rPr>
+        <w:t>kx</w:t>
+      </w:r>
+      <w:proofErr w:type="spellEnd"/>
+      <w:r>
+        <w:rPr>
+          <w:rFonts w:hint="eastAsia"/>
+        </w:rPr>
+        <w:t xml:space="preserve"> =1 ，那么不会考虑</w:t>
+      </w:r>
+      <w:r>
+        <w:rPr>
+          <w:rFonts w:hint="eastAsia"/>
+        </w:rPr>
+        <w:t>x</w:t>
+      </w:r>
+    </w:p>
+    <w:p/>
+    <w:p>
+      <w:pPr>
+        <w:pStyle w:val="b63ee27f-4cf3-414c-9275-d88e3f90795e"/>
+      </w:pPr>
+      <w:r>
+        <w:t>Set beam size</w:t>
+      </w:r>
+    </w:p>
+    <w:p>
+      <w:r>
+        <w:rPr>
+          <w:b/>
+          <w:bCs/>
+        </w:rPr>
+        <w:t>SET_</w:t>
+      </w:r>
+      <w:r>
+        <w:rPr>
+          <w:rFonts w:hint="eastAsia"/>
+          <w:b/>
+          <w:bCs/>
+        </w:rPr>
+        <w:t>RMS_</w:t>
+      </w:r>
+      <w:r>
+        <w:rPr>
+          <w:b/>
+          <w:bCs/>
+        </w:rPr>
+        <w:t xml:space="preserve">SIZE </w:t>
+      </w:r>
+      <w:r>
+        <w:t xml:space="preserve">k, x(mm), y(mm), φ(°)/z(mm), </w:t>
+      </w:r>
+      <w:proofErr w:type="spellStart"/>
+      <w:r>
+        <w:rPr>
+          <w:rFonts w:hint="eastAsia"/>
+        </w:rPr>
+        <w:t>kx</w:t>
+      </w:r>
+      <w:proofErr w:type="spellEnd"/>
+      <w:r>
+        <w:rPr>
+          <w:rFonts w:hint="eastAsia"/>
+        </w:rPr>
+        <w:t xml:space="preserve">, </w:t>
+      </w:r>
+      <w:proofErr w:type="spellStart"/>
+      <w:r>
+        <w:rPr>
+          <w:rFonts w:hint="eastAsia"/>
+        </w:rPr>
+        <w:t>ky</w:t>
+      </w:r>
+      <w:proofErr w:type="spellEnd"/>
+      <w:r>
+        <w:rPr>
+          <w:rFonts w:hint="eastAsia"/>
+        </w:rPr>
+        <w:t xml:space="preserve">, </w:t>
+      </w:r>
+      <w:proofErr w:type="spellStart"/>
+      <w:r>
+        <w:rPr>
+          <w:rFonts w:hint="eastAsia"/>
+        </w:rPr>
+        <w:t>kz</w:t>
+      </w:r>
+      <w:proofErr w:type="spellEnd"/>
+    </w:p>
+    <w:p/>
+    <w:p>
+      <w:pPr>
+        <w:ind w:firstLineChars="900" w:firstLine="1890"/>
+        <w:rPr>
+          <w:rFonts w:hint="eastAsia"/>
+        </w:rPr>
+      </w:pPr>
+      <w:proofErr w:type="spellStart"/>
+      <w:r>
+        <w:rPr>
+          <w:rFonts w:hint="eastAsia"/>
+        </w:rPr>
+        <w:t>vcr</w:t>
+      </w:r>
+      <w:proofErr w:type="spellEnd"/>
+      <w:r>
+        <w:rPr>
+          <w:rFonts w:hint="eastAsia"/>
+        </w:rPr>
+        <w:t xml:space="preserve"> = </w:t>
+      </w:r>
+      <m:oMath>
+        <m:f>
+          <m:fPr>
+            <m:ctrlPr>
+              <w:rPr>
+                <w:rFonts w:ascii="Cambria Math" w:hAnsi="Cambria Math"/>
+                <w:i/>
+              </w:rPr>
+            </m:ctrlPr>
+          </m:fPr>
+          <m:num>
+            <m:r>
+              <w:rPr>
+                <w:rFonts w:ascii="Cambria Math" w:hAnsi="Cambria Math"/>
+              </w:rPr>
+              <m:t>k</m:t>
+            </m:r>
+          </m:num>
+          <m:den>
+            <m:r>
+              <w:rPr>
+                <w:rFonts w:ascii="Cambria Math" w:hAnsi="Cambria Math"/>
+              </w:rPr>
+              <m:t>M</m:t>
+            </m:r>
+          </m:den>
+        </m:f>
+      </m:oMath>
+      <w:r>
+        <w:rPr>
+          <w:rFonts w:hint="eastAsia"/>
+        </w:rPr>
+        <w:t xml:space="preserve"> * [ (</w:t>
+      </w:r>
+      <w:r>
+        <w:rPr>
+          <w:rFonts w:hint="eastAsia"/>
+        </w:rPr>
+        <w:t xml:space="preserve"> </w:t>
+      </w:r>
+      <m:oMath>
+        <m:f>
+          <m:fPr>
+            <m:ctrlPr>
+              <w:rPr>
+                <w:rFonts w:ascii="Cambria Math" w:hAnsi="Cambria Math"/>
+                <w:i/>
+              </w:rPr>
+            </m:ctrlPr>
+          </m:fPr>
+          <m:num>
+            <m:r>
+              <m:rPr>
+                <m:sty m:val="p"/>
+              </m:rPr>
+              <w:rPr>
+                <w:rFonts w:ascii="Cambria Math" w:hAnsi="Cambria Math" w:hint="eastAsia"/>
+              </w:rPr>
+              <m:t xml:space="preserve">x </m:t>
+            </m:r>
+            <m:r>
+              <m:rPr>
+                <m:sty m:val="p"/>
+              </m:rPr>
+              <w:rPr>
+                <w:rFonts w:ascii="Cambria Math" w:hAnsi="Cambria Math"/>
+              </w:rPr>
+              <m:t>-</m:t>
+            </m:r>
+            <m:r>
+              <m:rPr>
+                <m:sty m:val="p"/>
+              </m:rPr>
+              <w:rPr>
+                <w:rFonts w:ascii="Cambria Math" w:hAnsi="Cambria Math" w:hint="eastAsia"/>
+              </w:rPr>
+              <m:t xml:space="preserve"> x</m:t>
+            </m:r>
+            <m:r>
+              <m:rPr>
+                <m:sty m:val="p"/>
+              </m:rPr>
+              <w:rPr>
+                <w:rFonts w:ascii="Cambria Math" w:hAnsi="Cambria Math" w:hint="eastAsia"/>
+                <w:vertAlign w:val="subscript"/>
+              </w:rPr>
+              <m:t>0</m:t>
+            </m:r>
+          </m:num>
+          <m:den>
+            <m:r>
+              <w:rPr>
+                <w:rFonts w:ascii="Cambria Math" w:hAnsi="Cambria Math"/>
+              </w:rPr>
+              <m:t>x0</m:t>
+            </m:r>
+          </m:den>
+        </m:f>
+      </m:oMath>
+      <w:r>
+        <w:rPr>
+          <w:rFonts w:hint="eastAsia"/>
+        </w:rPr>
+        <w:t xml:space="preserve"> </w:t>
+      </w:r>
+      <w:r>
+        <w:rPr>
+          <w:rFonts w:hint="eastAsia"/>
+        </w:rPr>
+        <w:t>)</w:t>
+      </w:r>
+      <w:r>
+        <w:rPr>
+          <w:rFonts w:hint="eastAsia"/>
+          <w:vertAlign w:val="superscript"/>
+        </w:rPr>
+        <w:t>2</w:t>
+      </w:r>
+      <w:r>
+        <w:rPr>
+          <w:rFonts w:hint="eastAsia"/>
+        </w:rPr>
+        <w:t xml:space="preserve"> + </w:t>
+      </w:r>
+      <w:r>
+        <w:rPr>
+          <w:rFonts w:hint="eastAsia"/>
+        </w:rPr>
+        <w:t>(</w:t>
+      </w:r>
+      <w:r>
+        <w:rPr>
+          <w:rFonts w:hint="eastAsia"/>
+        </w:rPr>
+        <w:t xml:space="preserve"> </w:t>
+      </w:r>
+      <m:oMath>
+        <m:f>
+          <m:fPr>
+            <m:ctrlPr>
+              <w:rPr>
+                <w:rFonts w:ascii="Cambria Math" w:hAnsi="Cambria Math"/>
+                <w:i/>
+              </w:rPr>
+            </m:ctrlPr>
+          </m:fPr>
+          <m:num>
+            <m:r>
+              <m:rPr>
+                <m:sty m:val="p"/>
+              </m:rPr>
+              <w:rPr>
+                <w:rFonts w:ascii="Cambria Math" w:hAnsi="Cambria Math"/>
+              </w:rPr>
+              <m:t>y</m:t>
+            </m:r>
+            <m:r>
+              <m:rPr>
+                <m:sty m:val="p"/>
+              </m:rPr>
+              <w:rPr>
+                <w:rFonts w:ascii="Cambria Math" w:hAnsi="Cambria Math" w:hint="eastAsia"/>
+              </w:rPr>
+              <m:t xml:space="preserve"> </m:t>
+            </m:r>
+            <m:r>
+              <m:rPr>
+                <m:sty m:val="p"/>
+              </m:rPr>
+              <w:rPr>
+                <w:rFonts w:ascii="Cambria Math" w:hAnsi="Cambria Math"/>
+              </w:rPr>
+              <m:t>-</m:t>
+            </m:r>
+            <m:r>
+              <m:rPr>
+                <m:sty m:val="p"/>
+              </m:rPr>
+              <w:rPr>
+                <w:rFonts w:ascii="Cambria Math" w:hAnsi="Cambria Math" w:hint="eastAsia"/>
+              </w:rPr>
+              <m:t xml:space="preserve"> </m:t>
+            </m:r>
+            <m:r>
+              <m:rPr>
+                <m:sty m:val="p"/>
+              </m:rPr>
+              <w:rPr>
+                <w:rFonts w:ascii="Cambria Math" w:hAnsi="Cambria Math"/>
+              </w:rPr>
+              <m:t>y</m:t>
+            </m:r>
+            <m:r>
+              <m:rPr>
+                <m:sty m:val="p"/>
+              </m:rPr>
+              <w:rPr>
+                <w:rFonts w:ascii="Cambria Math" w:hAnsi="Cambria Math" w:hint="eastAsia"/>
+                <w:vertAlign w:val="subscript"/>
+              </w:rPr>
+              <m:t>0</m:t>
+            </m:r>
+          </m:num>
+          <m:den>
+            <m:r>
+              <w:rPr>
+                <w:rFonts w:ascii="Cambria Math" w:hAnsi="Cambria Math"/>
+              </w:rPr>
+              <m:t>y</m:t>
+            </m:r>
+            <m:r>
+              <w:rPr>
+                <w:rFonts w:ascii="Cambria Math" w:hAnsi="Cambria Math"/>
+              </w:rPr>
+              <m:t>0</m:t>
+            </m:r>
+          </m:den>
+        </m:f>
+      </m:oMath>
+      <w:r>
+        <w:rPr>
+          <w:rFonts w:hint="eastAsia"/>
+        </w:rPr>
+        <w:t xml:space="preserve"> </w:t>
+      </w:r>
+      <w:r>
+        <w:rPr>
+          <w:rFonts w:hint="eastAsia"/>
+        </w:rPr>
+        <w:t>)</w:t>
+      </w:r>
+      <w:r>
+        <w:rPr>
+          <w:rFonts w:hint="eastAsia"/>
+          <w:vertAlign w:val="superscript"/>
+        </w:rPr>
+        <w:t>2</w:t>
+      </w:r>
+      <w:r>
+        <w:rPr>
+          <w:rFonts w:hint="eastAsia"/>
+        </w:rPr>
+        <w:t xml:space="preserve"> + </w:t>
+      </w:r>
+      <w:r>
+        <w:rPr>
+          <w:rFonts w:hint="eastAsia"/>
+        </w:rPr>
+        <w:t xml:space="preserve">( </w:t>
+      </w:r>
+      <m:oMath>
+        <m:f>
+          <m:fPr>
+            <m:ctrlPr>
+              <w:rPr>
+                <w:rFonts w:ascii="Cambria Math" w:hAnsi="Cambria Math"/>
+                <w:i/>
+              </w:rPr>
+            </m:ctrlPr>
+          </m:fPr>
+          <m:num>
+            <m:r>
+              <m:rPr>
+                <m:sty m:val="p"/>
+              </m:rPr>
+              <w:rPr>
+                <w:rFonts w:ascii="Cambria Math" w:hAnsi="Cambria Math"/>
+              </w:rPr>
+              <m:t>z</m:t>
+            </m:r>
+            <m:r>
+              <m:rPr>
+                <m:sty m:val="p"/>
+              </m:rPr>
+              <w:rPr>
+                <w:rFonts w:ascii="Cambria Math" w:hAnsi="Cambria Math" w:hint="eastAsia"/>
+              </w:rPr>
+              <m:t xml:space="preserve"> </m:t>
+            </m:r>
+            <m:r>
+              <m:rPr>
+                <m:sty m:val="p"/>
+              </m:rPr>
+              <w:rPr>
+                <w:rFonts w:ascii="Cambria Math" w:hAnsi="Cambria Math"/>
+              </w:rPr>
+              <m:t>-</m:t>
+            </m:r>
+            <m:r>
+              <m:rPr>
+                <m:sty m:val="p"/>
+              </m:rPr>
+              <w:rPr>
+                <w:rFonts w:ascii="Cambria Math" w:hAnsi="Cambria Math" w:hint="eastAsia"/>
+              </w:rPr>
+              <m:t xml:space="preserve"> </m:t>
+            </m:r>
+            <m:r>
+              <m:rPr>
+                <m:sty m:val="p"/>
+              </m:rPr>
+              <w:rPr>
+                <w:rFonts w:ascii="Cambria Math" w:hAnsi="Cambria Math"/>
+              </w:rPr>
+              <m:t>z</m:t>
+            </m:r>
+            <m:r>
+              <m:rPr>
+                <m:sty m:val="p"/>
+              </m:rPr>
+              <w:rPr>
+                <w:rFonts w:ascii="Cambria Math" w:hAnsi="Cambria Math" w:hint="eastAsia"/>
+                <w:vertAlign w:val="subscript"/>
+              </w:rPr>
+              <m:t>0</m:t>
+            </m:r>
+          </m:num>
+          <m:den>
+            <m:r>
+              <w:rPr>
+                <w:rFonts w:ascii="Cambria Math" w:hAnsi="Cambria Math"/>
+              </w:rPr>
+              <m:t>z</m:t>
+            </m:r>
+            <m:r>
+              <w:rPr>
+                <w:rFonts w:ascii="Cambria Math" w:hAnsi="Cambria Math"/>
+              </w:rPr>
+              <m:t>0</m:t>
+            </m:r>
+          </m:den>
+        </m:f>
+      </m:oMath>
+      <w:r>
+        <w:rPr>
+          <w:rFonts w:hint="eastAsia"/>
+        </w:rPr>
+        <w:t xml:space="preserve"> </w:t>
+      </w:r>
+      <w:r>
+        <w:rPr>
+          <w:rFonts w:hint="eastAsia"/>
+        </w:rPr>
+        <w:t>)</w:t>
+      </w:r>
+      <w:proofErr w:type="gramStart"/>
+      <w:r>
+        <w:rPr>
+          <w:rFonts w:hint="eastAsia"/>
+          <w:vertAlign w:val="superscript"/>
+        </w:rPr>
+        <w:t>2</w:t>
+      </w:r>
+      <w:r>
+        <w:rPr>
+          <w:rFonts w:hint="eastAsia"/>
+          <w:vertAlign w:val="superscript"/>
+        </w:rPr>
+        <w:t xml:space="preserve"> </w:t>
+      </w:r>
+      <w:r>
+        <w:rPr>
+          <w:rFonts w:hint="eastAsia"/>
+        </w:rPr>
+        <w:t xml:space="preserve"> ]</w:t>
+      </w:r>
+      <w:proofErr w:type="gramEnd"/>
+    </w:p>
+    <w:p/>
+    <w:p>
+      <w:pPr>
+        <w:rPr>
+          <w:rFonts w:hint="eastAsia"/>
+        </w:rPr>
+      </w:pPr>
+    </w:p>
+    <w:p>
+      <w:pPr>
         <w:rPr>
           <w:rFonts w:hint="eastAsia"/>
         </w:rPr>
@@ -12920,6 +13979,7 @@
       </w:pPr>
       <w:bookmarkStart w:id="17" w:name="_Toc230792851"/>
       <w:r>
+        <w:lastRenderedPageBreak/>
         <w:t>input.txt</w:t>
       </w:r>
       <w:bookmarkEnd w:id="17"/>
@@ -14102,6 +15162,7 @@
                 <w:szCs w:val="21"/>
               </w:rPr>
               <w:br/>
+              <w:t>V1 int；0：禁用，1：启用</w:t>
             </w:r>
             <w:r>
               <w:rPr>
@@ -14110,9 +15171,19 @@
                 <w:bCs/>
                 <w:szCs w:val="21"/>
               </w:rPr>
-              <w:lastRenderedPageBreak/>
-              <w:t>V1 int；0：禁用，1：启用</w:t>
-            </w:r>
+              <w:br/>
+              <w:t>V2 double；相位边界（度）</w:t>
+            </w:r>
+          </w:p>
+          <w:p>
+            <w:pPr>
+              <w:rPr>
+                <w:rFonts w:ascii="宋体" w:eastAsia="宋体" w:hAnsi="宋体" w:cs="Times New Roman" w:hint="eastAsia"/>
+                <w:b/>
+                <w:bCs/>
+                <w:szCs w:val="21"/>
+              </w:rPr>
+            </w:pPr>
             <w:r>
               <w:rPr>
                 <w:rFonts w:ascii="宋体" w:eastAsia="宋体" w:hAnsi="宋体" w:cs="Times New Roman"/>
@@ -14120,10 +15191,16 @@
                 <w:bCs/>
                 <w:szCs w:val="21"/>
               </w:rPr>
-              <w:br/>
-              <w:t>V2 double；相位边界（度）</w:t>
-            </w:r>
-          </w:p>
+              <w:t>3 double；能量边界（MeV</w:t>
+            </w:r>
+          </w:p>
+        </w:tc>
+      </w:tr>
+      <w:tr>
+        <w:tc>
+          <w:tcPr>
+            <w:tcW w:w="2765" w:type="dxa"/>
+          </w:tcPr>
           <w:p>
             <w:pPr>
               <w:rPr>
@@ -14140,33 +15217,6 @@
                 <w:bCs/>
                 <w:szCs w:val="21"/>
               </w:rPr>
-              <w:t>3 double；能量边界（MeV</w:t>
-            </w:r>
-          </w:p>
-        </w:tc>
-      </w:tr>
-      <w:tr>
-        <w:tc>
-          <w:tcPr>
-            <w:tcW w:w="2765" w:type="dxa"/>
-          </w:tcPr>
-          <w:p>
-            <w:pPr>
-              <w:rPr>
-                <w:rFonts w:ascii="宋体" w:eastAsia="宋体" w:hAnsi="宋体" w:cs="Times New Roman" w:hint="eastAsia"/>
-                <w:b/>
-                <w:bCs/>
-                <w:szCs w:val="21"/>
-              </w:rPr>
-            </w:pPr>
-            <w:r>
-              <w:rPr>
-                <w:rFonts w:ascii="宋体" w:eastAsia="宋体" w:hAnsi="宋体" w:cs="Times New Roman"/>
-                <w:b/>
-                <w:bCs/>
-                <w:szCs w:val="21"/>
-              </w:rPr>
-              <w:lastRenderedPageBreak/>
               <w:t>boundary</w:t>
             </w:r>
           </w:p>
@@ -15200,7 +16250,6 @@
                 <w:rFonts w:ascii="宋体" w:eastAsia="宋体" w:hAnsi="宋体" w:cs="Times New Roman" w:hint="eastAsia"/>
                 <w:szCs w:val="21"/>
               </w:rPr>
-              <w:lastRenderedPageBreak/>
               <w:t>twissy</w:t>
             </w:r>
             <w:proofErr w:type="spellEnd"/>
@@ -16049,7 +17098,15 @@
           <w:rFonts w:ascii="宋体" w:eastAsia="宋体" w:hAnsi="宋体" w:cs="Times New Roman"/>
           <w:szCs w:val="21"/>
         </w:rPr>
-        <w:t xml:space="preserve">第一个start之后到第一个end之前的内容为有效内容，程序会模拟第一个start之后到第一个end之前的元件。   </w:t>
+        <w:t>第一个start之后到第一个end之前的内容为有效内容，程序会模拟第一个start之</w:t>
+      </w:r>
+      <w:r>
+        <w:rPr>
+          <w:rFonts w:ascii="宋体" w:eastAsia="宋体" w:hAnsi="宋体" w:cs="Times New Roman"/>
+          <w:szCs w:val="21"/>
+        </w:rPr>
+        <w:lastRenderedPageBreak/>
+        <w:t xml:space="preserve">后到第一个end之前的元件。   </w:t>
       </w:r>
     </w:p>
     <w:p>
@@ -16792,13 +17849,6 @@
           <w:szCs w:val="21"/>
         </w:rPr>
         <w:br/>
-      </w:r>
-      <w:r>
-        <w:rPr>
-          <w:rFonts w:ascii="宋体" w:eastAsia="宋体" w:hAnsi="宋体"/>
-          <w:szCs w:val="21"/>
-        </w:rPr>
-        <w:lastRenderedPageBreak/>
         <w:t>束流损失将根据该文件中设定的边界进行判断，束流损失的粒子信息将输出到 CollisionData.txt 文件中。</w:t>
       </w:r>
       <w:r>
@@ -17432,6 +18482,7 @@
         <w:rPr>
           <w:rFonts w:hint="eastAsia"/>
         </w:rPr>
+        <w:lastRenderedPageBreak/>
         <w:t>输出</w:t>
       </w:r>
       <w:r>
@@ -18267,7 +19318,6 @@
       </w:pPr>
       <w:bookmarkStart w:id="27" w:name="_Toc230792860"/>
       <w:r>
-        <w:lastRenderedPageBreak/>
         <w:t>DataSet.txt</w:t>
       </w:r>
       <w:bookmarkEnd w:id="27"/>
@@ -21769,7 +22819,7 @@
     <w:p>
       <w:pPr>
         <w:rPr>
-          <w:rFonts w:ascii="宋体" w:eastAsia="宋体" w:hAnsi="宋体" w:cs="Times New Roman"/>
+          <w:rFonts w:ascii="宋体" w:eastAsia="宋体" w:hAnsi="宋体" w:cs="Times New Roman" w:hint="eastAsia"/>
         </w:rPr>
       </w:pPr>
       <w:r>
@@ -21782,7 +22832,7 @@
     <w:p>
       <w:pPr>
         <w:rPr>
-          <w:rFonts w:ascii="宋体" w:eastAsia="宋体" w:hAnsi="宋体" w:cs="Times New Roman"/>
+          <w:rFonts w:ascii="宋体" w:eastAsia="宋体" w:hAnsi="宋体" w:cs="Times New Roman" w:hint="eastAsia"/>
         </w:rPr>
       </w:pPr>
       <w:r>
@@ -21795,7 +22845,7 @@
     <w:p>
       <w:pPr>
         <w:rPr>
-          <w:rFonts w:ascii="宋体" w:eastAsia="宋体" w:hAnsi="宋体" w:cs="Times New Roman"/>
+          <w:rFonts w:ascii="宋体" w:eastAsia="宋体" w:hAnsi="宋体" w:cs="Times New Roman" w:hint="eastAsia"/>
         </w:rPr>
       </w:pPr>
       <w:r>
@@ -21808,21 +22858,21 @@
     <w:p>
       <w:pPr>
         <w:rPr>
-          <w:rFonts w:ascii="宋体" w:eastAsia="宋体" w:hAnsi="宋体" w:cs="Times New Roman"/>
-        </w:rPr>
-      </w:pPr>
-    </w:p>
-    <w:p>
-      <w:pPr>
-        <w:rPr>
-          <w:rFonts w:ascii="宋体" w:eastAsia="宋体" w:hAnsi="宋体" w:cs="Times New Roman"/>
-        </w:rPr>
-      </w:pPr>
-    </w:p>
-    <w:p>
-      <w:pPr>
-        <w:rPr>
-          <w:rFonts w:ascii="宋体" w:eastAsia="宋体" w:hAnsi="宋体" w:cs="Times New Roman"/>
+          <w:rFonts w:ascii="宋体" w:eastAsia="宋体" w:hAnsi="宋体" w:cs="Times New Roman" w:hint="eastAsia"/>
+        </w:rPr>
+      </w:pPr>
+    </w:p>
+    <w:p>
+      <w:pPr>
+        <w:rPr>
+          <w:rFonts w:ascii="宋体" w:eastAsia="宋体" w:hAnsi="宋体" w:cs="Times New Roman" w:hint="eastAsia"/>
+        </w:rPr>
+      </w:pPr>
+    </w:p>
+    <w:p>
+      <w:pPr>
+        <w:rPr>
+          <w:rFonts w:ascii="宋体" w:eastAsia="宋体" w:hAnsi="宋体" w:cs="Times New Roman" w:hint="eastAsia"/>
         </w:rPr>
       </w:pPr>
     </w:p>
@@ -22544,7 +23594,6 @@
               <w:rPr>
                 <w:rFonts w:ascii="宋体" w:eastAsia="宋体" w:hAnsi="宋体" w:cs="Times New Roman" w:hint="eastAsia"/>
               </w:rPr>
-              <w:lastRenderedPageBreak/>
               <w:t>12</w:t>
             </w:r>
           </w:p>
@@ -23176,6 +24225,7 @@
         <w:rPr>
           <w:rFonts w:ascii="宋体" w:eastAsia="宋体" w:hAnsi="宋体" w:cs="Times New Roman" w:hint="eastAsia"/>
         </w:rPr>
+        <w:lastRenderedPageBreak/>
         <w:t>射频腔序号 射频腔出口时间(</w:t>
       </w:r>
       <w:r>
@@ -24212,7 +25262,6 @@
           <w:rFonts w:ascii="宋体" w:eastAsia="宋体" w:hAnsi="宋体" w:hint="eastAsia"/>
           <w:szCs w:val="21"/>
         </w:rPr>
-        <w:lastRenderedPageBreak/>
         <w:t>说明</w:t>
       </w:r>
     </w:p>
@@ -24623,6 +25672,7 @@
           <w:rFonts w:ascii="宋体" w:eastAsia="宋体" w:hAnsi="宋体" w:hint="eastAsia"/>
           <w:szCs w:val="21"/>
         </w:rPr>
+        <w:lastRenderedPageBreak/>
         <w:t>双束的</w:t>
       </w:r>
       <w:proofErr w:type="spellStart"/>
@@ -26120,6 +27170,7 @@
           <w:rFonts w:ascii="宋体" w:eastAsia="宋体" w:hAnsi="宋体" w:hint="eastAsia"/>
           <w:szCs w:val="21"/>
         </w:rPr>
+        <w:lastRenderedPageBreak/>
         <w:t>loss（</w:t>
       </w:r>
       <w:proofErr w:type="spellStart"/>
@@ -26842,15 +27893,7 @@
           <w:rFonts w:ascii="宋体" w:eastAsia="宋体" w:hAnsi="宋体" w:hint="eastAsia"/>
           <w:szCs w:val="21"/>
         </w:rPr>
-        <w:t xml:space="preserve">(double) </w:t>
-      </w:r>
-      <w:r>
-        <w:rPr>
-          <w:rFonts w:ascii="宋体" w:eastAsia="宋体" w:hAnsi="宋体" w:hint="eastAsia"/>
-          <w:szCs w:val="21"/>
-        </w:rPr>
-        <w:lastRenderedPageBreak/>
-        <w:t xml:space="preserve">+ </w:t>
+        <w:t xml:space="preserve">(double) + </w:t>
       </w:r>
       <w:proofErr w:type="spellStart"/>
       <w:r>
@@ -27496,7 +28539,15 @@
           <w:rFonts w:ascii="宋体" w:eastAsia="宋体" w:hAnsi="宋体"/>
           <w:szCs w:val="21"/>
         </w:rPr>
-        <w:t>、current 和 distribution）将不再生效。</w:t>
+        <w:t xml:space="preserve">、current 和 </w:t>
+      </w:r>
+      <w:r>
+        <w:rPr>
+          <w:rFonts w:ascii="宋体" w:eastAsia="宋体" w:hAnsi="宋体"/>
+          <w:szCs w:val="21"/>
+        </w:rPr>
+        <w:lastRenderedPageBreak/>
+        <w:t>distribution）将不再生效。</w:t>
       </w:r>
       <w:r>
         <w:rPr>
@@ -28114,391 +29165,391 @@
         <w:rPr>
           <w:rFonts w:hint="eastAsia"/>
         </w:rPr>
+        <w:t>rms(</w:t>
+      </w:r>
+      <w:proofErr w:type="spellStart"/>
+      <w:r>
+        <w:rPr>
+          <w:rFonts w:hint="eastAsia"/>
+        </w:rPr>
+        <w:t>y_center</w:t>
+      </w:r>
+      <w:proofErr w:type="spellEnd"/>
+      <w:r>
+        <w:rPr>
+          <w:rFonts w:hint="eastAsia"/>
+        </w:rPr>
+        <w:t xml:space="preserve">(m)) </w:t>
+      </w:r>
+    </w:p>
+    <w:p>
+      <w:pPr>
+        <w:rPr>
+          <w:rFonts w:hint="eastAsia"/>
+        </w:rPr>
+      </w:pPr>
+      <w:r>
+        <w:rPr>
+          <w:rFonts w:hint="eastAsia"/>
+        </w:rPr>
+        <w:t xml:space="preserve">rms(x_'(rad)) </w:t>
+      </w:r>
+    </w:p>
+    <w:p>
+      <w:pPr>
+        <w:rPr>
+          <w:rFonts w:hint="eastAsia"/>
+        </w:rPr>
+      </w:pPr>
+      <w:r>
+        <w:rPr>
+          <w:rFonts w:hint="eastAsia"/>
+        </w:rPr>
+        <w:t xml:space="preserve">rms(y_'(rad)) </w:t>
+      </w:r>
+    </w:p>
+    <w:p>
+      <w:pPr>
+        <w:rPr>
+          <w:rFonts w:hint="eastAsia"/>
+        </w:rPr>
+      </w:pPr>
+      <w:r>
+        <w:rPr>
+          <w:rFonts w:hint="eastAsia"/>
+        </w:rPr>
+        <w:t>rms(</w:t>
+      </w:r>
+      <w:proofErr w:type="spellStart"/>
+      <w:r>
+        <w:rPr>
+          <w:rFonts w:hint="eastAsia"/>
+        </w:rPr>
+        <w:t>rms_x</w:t>
+      </w:r>
+      <w:proofErr w:type="spellEnd"/>
+      <w:r>
+        <w:rPr>
+          <w:rFonts w:hint="eastAsia"/>
+        </w:rPr>
+        <w:t xml:space="preserve">(m)) </w:t>
+      </w:r>
+    </w:p>
+    <w:p>
+      <w:pPr>
+        <w:rPr>
+          <w:rFonts w:hint="eastAsia"/>
+        </w:rPr>
+      </w:pPr>
+      <w:r>
+        <w:rPr>
+          <w:rFonts w:hint="eastAsia"/>
+        </w:rPr>
+        <w:t>rms(</w:t>
+      </w:r>
+      <w:proofErr w:type="spellStart"/>
+      <w:r>
+        <w:rPr>
+          <w:rFonts w:hint="eastAsia"/>
+        </w:rPr>
+        <w:t>rms_y</w:t>
+      </w:r>
+      <w:proofErr w:type="spellEnd"/>
+      <w:r>
+        <w:rPr>
+          <w:rFonts w:hint="eastAsia"/>
+        </w:rPr>
+        <w:t xml:space="preserve">(m)) </w:t>
+      </w:r>
+    </w:p>
+    <w:p>
+      <w:pPr>
+        <w:rPr>
+          <w:rFonts w:hint="eastAsia"/>
+        </w:rPr>
+      </w:pPr>
+      <w:r>
+        <w:rPr>
+          <w:rFonts w:hint="eastAsia"/>
+        </w:rPr>
+        <w:t>rms(</w:t>
+      </w:r>
+      <w:proofErr w:type="spellStart"/>
+      <w:r>
+        <w:rPr>
+          <w:rFonts w:hint="eastAsia"/>
+        </w:rPr>
+        <w:t>rms_x</w:t>
+      </w:r>
+      <w:proofErr w:type="spellEnd"/>
+      <w:r>
+        <w:rPr>
+          <w:rFonts w:hint="eastAsia"/>
+        </w:rPr>
+        <w:t xml:space="preserve">'(rad)) </w:t>
+      </w:r>
+    </w:p>
+    <w:p>
+      <w:pPr>
+        <w:rPr>
+          <w:rFonts w:hint="eastAsia"/>
+        </w:rPr>
+      </w:pPr>
+      <w:r>
+        <w:rPr>
+          <w:rFonts w:hint="eastAsia"/>
+        </w:rPr>
+        <w:t>rms(</w:t>
+      </w:r>
+      <w:proofErr w:type="spellStart"/>
+      <w:r>
+        <w:rPr>
+          <w:rFonts w:hint="eastAsia"/>
+        </w:rPr>
+        <w:t>rms_y</w:t>
+      </w:r>
+      <w:proofErr w:type="spellEnd"/>
+      <w:r>
+        <w:rPr>
+          <w:rFonts w:hint="eastAsia"/>
+        </w:rPr>
+        <w:t xml:space="preserve">'(rad)) </w:t>
+      </w:r>
+    </w:p>
+    <w:p>
+      <w:pPr>
+        <w:rPr>
+          <w:rFonts w:hint="eastAsia"/>
+        </w:rPr>
+      </w:pPr>
+      <w:r>
+        <w:rPr>
+          <w:rFonts w:hint="eastAsia"/>
+        </w:rPr>
+        <w:t>rms(</w:t>
+      </w:r>
+      <w:proofErr w:type="spellStart"/>
+      <w:r>
+        <w:rPr>
+          <w:rFonts w:hint="eastAsia"/>
+        </w:rPr>
+        <w:t>delat_</w:t>
+      </w:r>
+      <w:proofErr w:type="gramStart"/>
+      <w:r>
+        <w:rPr>
+          <w:rFonts w:hint="eastAsia"/>
+        </w:rPr>
+        <w:t>energy</w:t>
+      </w:r>
+      <w:proofErr w:type="spellEnd"/>
+      <w:r>
+        <w:rPr>
+          <w:rFonts w:hint="eastAsia"/>
+        </w:rPr>
+        <w:t>(</w:t>
+      </w:r>
+      <w:proofErr w:type="gramEnd"/>
+      <w:r>
+        <w:rPr>
+          <w:rFonts w:hint="eastAsia"/>
+        </w:rPr>
+        <w:t>MeV))</w:t>
+      </w:r>
+    </w:p>
+    <w:p>
+      <w:pPr>
+        <w:rPr>
+          <w:rFonts w:hint="eastAsia"/>
+        </w:rPr>
+      </w:pPr>
+    </w:p>
+    <w:p>
+      <w:pPr>
+        <w:pStyle w:val="b63ee27f-4cf3-414c-9275-d88e3f90795e"/>
+        <w:rPr>
+          <w:rFonts w:hint="eastAsia"/>
+        </w:rPr>
+      </w:pPr>
+      <w:bookmarkStart w:id="38" w:name="_Toc230792870"/>
+      <w:r>
+        <w:rPr>
+          <w:rFonts w:hint="eastAsia"/>
+        </w:rPr>
+        <w:t>errors_par_tot.txt</w:t>
+      </w:r>
+      <w:bookmarkEnd w:id="38"/>
+    </w:p>
+    <w:p>
+      <w:pPr>
+        <w:rPr>
+          <w:rFonts w:hint="eastAsia"/>
+        </w:rPr>
+      </w:pPr>
+      <w:proofErr w:type="spellStart"/>
+      <w:r>
+        <w:rPr>
+          <w:rFonts w:hint="eastAsia"/>
+        </w:rPr>
+        <w:t>step_err</w:t>
+      </w:r>
+      <w:proofErr w:type="spellEnd"/>
+      <w:r>
+        <w:rPr>
+          <w:rFonts w:hint="eastAsia"/>
+        </w:rPr>
+        <w:t xml:space="preserve"> </w:t>
+      </w:r>
+      <w:r>
+        <w:rPr>
+          <w:rFonts w:hint="eastAsia"/>
+        </w:rPr>
+        <w:t>误差组数与次数</w:t>
+      </w:r>
+    </w:p>
+    <w:p>
+      <w:pPr>
+        <w:rPr>
+          <w:rFonts w:hint="eastAsia"/>
+        </w:rPr>
+      </w:pPr>
+      <w:proofErr w:type="spellStart"/>
+      <w:r>
+        <w:rPr>
+          <w:rFonts w:hint="eastAsia"/>
+        </w:rPr>
+        <w:t>ratio_loss</w:t>
+      </w:r>
+      <w:proofErr w:type="spellEnd"/>
+      <w:r>
+        <w:rPr>
+          <w:rFonts w:hint="eastAsia"/>
+        </w:rPr>
+        <w:t xml:space="preserve"> </w:t>
+      </w:r>
+      <w:r>
+        <w:rPr>
+          <w:rFonts w:hint="eastAsia"/>
+        </w:rPr>
+        <w:t>误差损失率， 损失粒子数/总的粒子数</w:t>
+      </w:r>
+    </w:p>
+    <w:p>
+      <w:pPr>
+        <w:rPr>
+          <w:rFonts w:hint="eastAsia"/>
+        </w:rPr>
+      </w:pPr>
+      <w:proofErr w:type="spellStart"/>
+      <w:r>
+        <w:rPr>
+          <w:rFonts w:hint="eastAsia"/>
+        </w:rPr>
+        <w:t>emit_x_increase</w:t>
+      </w:r>
+      <w:proofErr w:type="spellEnd"/>
+      <w:r>
+        <w:rPr>
+          <w:rFonts w:hint="eastAsia"/>
+        </w:rPr>
+        <w:t xml:space="preserve">   </w:t>
+      </w:r>
+      <w:proofErr w:type="spellStart"/>
+      <w:r>
+        <w:rPr>
+          <w:rFonts w:hint="eastAsia"/>
+        </w:rPr>
+        <w:t>emit_x</w:t>
+      </w:r>
+      <w:proofErr w:type="spellEnd"/>
+      <w:r>
+        <w:rPr>
+          <w:rFonts w:hint="eastAsia"/>
+        </w:rPr>
+        <w:t xml:space="preserve">(output)/ </w:t>
+      </w:r>
+      <w:proofErr w:type="spellStart"/>
+      <w:r>
+        <w:rPr>
+          <w:rFonts w:hint="eastAsia"/>
+        </w:rPr>
+        <w:t>emit_x</w:t>
+      </w:r>
+      <w:proofErr w:type="spellEnd"/>
+      <w:r>
+        <w:rPr>
+          <w:rFonts w:hint="eastAsia"/>
+        </w:rPr>
+        <w:t xml:space="preserve">(input) - 1 </w:t>
+      </w:r>
+    </w:p>
+    <w:p>
+      <w:pPr>
+        <w:rPr>
+          <w:rFonts w:hint="eastAsia"/>
+        </w:rPr>
+      </w:pPr>
+      <w:proofErr w:type="spellStart"/>
+      <w:r>
+        <w:rPr>
+          <w:rFonts w:hint="eastAsia"/>
+        </w:rPr>
+        <w:t>emit_y_increase</w:t>
+      </w:r>
+      <w:proofErr w:type="spellEnd"/>
+      <w:r>
+        <w:rPr>
+          <w:rFonts w:hint="eastAsia"/>
+        </w:rPr>
+        <w:t xml:space="preserve"> </w:t>
+      </w:r>
+      <w:r>
+        <w:rPr>
+          <w:rFonts w:hint="eastAsia"/>
+        </w:rPr>
+        <w:t xml:space="preserve">  </w:t>
+      </w:r>
+      <w:proofErr w:type="spellStart"/>
+      <w:r>
+        <w:rPr>
+          <w:rFonts w:hint="eastAsia"/>
+        </w:rPr>
+        <w:t>emit_y</w:t>
+      </w:r>
+      <w:proofErr w:type="spellEnd"/>
+      <w:r>
+        <w:rPr>
+          <w:rFonts w:hint="eastAsia"/>
+        </w:rPr>
+        <w:t xml:space="preserve">(output)/ </w:t>
+      </w:r>
+      <w:proofErr w:type="spellStart"/>
+      <w:r>
+        <w:rPr>
+          <w:rFonts w:hint="eastAsia"/>
+        </w:rPr>
+        <w:t>emit_y</w:t>
+      </w:r>
+      <w:proofErr w:type="spellEnd"/>
+      <w:r>
+        <w:rPr>
+          <w:rFonts w:hint="eastAsia"/>
+        </w:rPr>
+        <w:t>(input) - 1</w:t>
+      </w:r>
+    </w:p>
+    <w:p>
+      <w:pPr>
+        <w:rPr>
+          <w:rFonts w:hint="eastAsia"/>
+        </w:rPr>
+      </w:pPr>
+      <w:proofErr w:type="spellStart"/>
+      <w:r>
+        <w:rPr>
+          <w:rFonts w:hint="eastAsia"/>
+        </w:rPr>
         <w:lastRenderedPageBreak/>
-        <w:t>rms(</w:t>
-      </w:r>
-      <w:proofErr w:type="spellStart"/>
-      <w:r>
-        <w:rPr>
-          <w:rFonts w:hint="eastAsia"/>
-        </w:rPr>
-        <w:t>y_center</w:t>
-      </w:r>
-      <w:proofErr w:type="spellEnd"/>
-      <w:r>
-        <w:rPr>
-          <w:rFonts w:hint="eastAsia"/>
-        </w:rPr>
-        <w:t xml:space="preserve">(m)) </w:t>
-      </w:r>
-    </w:p>
-    <w:p>
-      <w:pPr>
-        <w:rPr>
-          <w:rFonts w:hint="eastAsia"/>
-        </w:rPr>
-      </w:pPr>
-      <w:r>
-        <w:rPr>
-          <w:rFonts w:hint="eastAsia"/>
-        </w:rPr>
-        <w:t xml:space="preserve">rms(x_'(rad)) </w:t>
-      </w:r>
-    </w:p>
-    <w:p>
-      <w:pPr>
-        <w:rPr>
-          <w:rFonts w:hint="eastAsia"/>
-        </w:rPr>
-      </w:pPr>
-      <w:r>
-        <w:rPr>
-          <w:rFonts w:hint="eastAsia"/>
-        </w:rPr>
-        <w:t xml:space="preserve">rms(y_'(rad)) </w:t>
-      </w:r>
-    </w:p>
-    <w:p>
-      <w:pPr>
-        <w:rPr>
-          <w:rFonts w:hint="eastAsia"/>
-        </w:rPr>
-      </w:pPr>
-      <w:r>
-        <w:rPr>
-          <w:rFonts w:hint="eastAsia"/>
-        </w:rPr>
-        <w:t>rms(</w:t>
-      </w:r>
-      <w:proofErr w:type="spellStart"/>
-      <w:r>
-        <w:rPr>
-          <w:rFonts w:hint="eastAsia"/>
-        </w:rPr>
-        <w:t>rms_x</w:t>
-      </w:r>
-      <w:proofErr w:type="spellEnd"/>
-      <w:r>
-        <w:rPr>
-          <w:rFonts w:hint="eastAsia"/>
-        </w:rPr>
-        <w:t xml:space="preserve">(m)) </w:t>
-      </w:r>
-    </w:p>
-    <w:p>
-      <w:pPr>
-        <w:rPr>
-          <w:rFonts w:hint="eastAsia"/>
-        </w:rPr>
-      </w:pPr>
-      <w:r>
-        <w:rPr>
-          <w:rFonts w:hint="eastAsia"/>
-        </w:rPr>
-        <w:t>rms(</w:t>
-      </w:r>
-      <w:proofErr w:type="spellStart"/>
-      <w:r>
-        <w:rPr>
-          <w:rFonts w:hint="eastAsia"/>
-        </w:rPr>
-        <w:t>rms_y</w:t>
-      </w:r>
-      <w:proofErr w:type="spellEnd"/>
-      <w:r>
-        <w:rPr>
-          <w:rFonts w:hint="eastAsia"/>
-        </w:rPr>
-        <w:t xml:space="preserve">(m)) </w:t>
-      </w:r>
-    </w:p>
-    <w:p>
-      <w:pPr>
-        <w:rPr>
-          <w:rFonts w:hint="eastAsia"/>
-        </w:rPr>
-      </w:pPr>
-      <w:r>
-        <w:rPr>
-          <w:rFonts w:hint="eastAsia"/>
-        </w:rPr>
-        <w:t>rms(</w:t>
-      </w:r>
-      <w:proofErr w:type="spellStart"/>
-      <w:r>
-        <w:rPr>
-          <w:rFonts w:hint="eastAsia"/>
-        </w:rPr>
-        <w:t>rms_x</w:t>
-      </w:r>
-      <w:proofErr w:type="spellEnd"/>
-      <w:r>
-        <w:rPr>
-          <w:rFonts w:hint="eastAsia"/>
-        </w:rPr>
-        <w:t xml:space="preserve">'(rad)) </w:t>
-      </w:r>
-    </w:p>
-    <w:p>
-      <w:pPr>
-        <w:rPr>
-          <w:rFonts w:hint="eastAsia"/>
-        </w:rPr>
-      </w:pPr>
-      <w:r>
-        <w:rPr>
-          <w:rFonts w:hint="eastAsia"/>
-        </w:rPr>
-        <w:t>rms(</w:t>
-      </w:r>
-      <w:proofErr w:type="spellStart"/>
-      <w:r>
-        <w:rPr>
-          <w:rFonts w:hint="eastAsia"/>
-        </w:rPr>
-        <w:t>rms_y</w:t>
-      </w:r>
-      <w:proofErr w:type="spellEnd"/>
-      <w:r>
-        <w:rPr>
-          <w:rFonts w:hint="eastAsia"/>
-        </w:rPr>
-        <w:t xml:space="preserve">'(rad)) </w:t>
-      </w:r>
-    </w:p>
-    <w:p>
-      <w:pPr>
-        <w:rPr>
-          <w:rFonts w:hint="eastAsia"/>
-        </w:rPr>
-      </w:pPr>
-      <w:r>
-        <w:rPr>
-          <w:rFonts w:hint="eastAsia"/>
-        </w:rPr>
-        <w:t>rms(</w:t>
-      </w:r>
-      <w:proofErr w:type="spellStart"/>
-      <w:r>
-        <w:rPr>
-          <w:rFonts w:hint="eastAsia"/>
-        </w:rPr>
-        <w:t>delat_</w:t>
-      </w:r>
-      <w:proofErr w:type="gramStart"/>
-      <w:r>
-        <w:rPr>
-          <w:rFonts w:hint="eastAsia"/>
-        </w:rPr>
-        <w:t>energy</w:t>
-      </w:r>
-      <w:proofErr w:type="spellEnd"/>
-      <w:r>
-        <w:rPr>
-          <w:rFonts w:hint="eastAsia"/>
-        </w:rPr>
-        <w:t>(</w:t>
-      </w:r>
-      <w:proofErr w:type="gramEnd"/>
-      <w:r>
-        <w:rPr>
-          <w:rFonts w:hint="eastAsia"/>
-        </w:rPr>
-        <w:t>MeV))</w:t>
-      </w:r>
-    </w:p>
-    <w:p>
-      <w:pPr>
-        <w:rPr>
-          <w:rFonts w:hint="eastAsia"/>
-        </w:rPr>
-      </w:pPr>
-    </w:p>
-    <w:p>
-      <w:pPr>
-        <w:pStyle w:val="b63ee27f-4cf3-414c-9275-d88e3f90795e"/>
-        <w:rPr>
-          <w:rFonts w:hint="eastAsia"/>
-        </w:rPr>
-      </w:pPr>
-      <w:bookmarkStart w:id="38" w:name="_Toc230792870"/>
-      <w:r>
-        <w:rPr>
-          <w:rFonts w:hint="eastAsia"/>
-        </w:rPr>
-        <w:t>errors_par_tot.txt</w:t>
-      </w:r>
-      <w:bookmarkEnd w:id="38"/>
-    </w:p>
-    <w:p>
-      <w:pPr>
-        <w:rPr>
-          <w:rFonts w:hint="eastAsia"/>
-        </w:rPr>
-      </w:pPr>
-      <w:proofErr w:type="spellStart"/>
-      <w:r>
-        <w:rPr>
-          <w:rFonts w:hint="eastAsia"/>
-        </w:rPr>
-        <w:t>step_err</w:t>
-      </w:r>
-      <w:proofErr w:type="spellEnd"/>
-      <w:r>
-        <w:rPr>
-          <w:rFonts w:hint="eastAsia"/>
-        </w:rPr>
-        <w:t xml:space="preserve"> </w:t>
-      </w:r>
-      <w:r>
-        <w:rPr>
-          <w:rFonts w:hint="eastAsia"/>
-        </w:rPr>
-        <w:t>误差组数与次数</w:t>
-      </w:r>
-    </w:p>
-    <w:p>
-      <w:pPr>
-        <w:rPr>
-          <w:rFonts w:hint="eastAsia"/>
-        </w:rPr>
-      </w:pPr>
-      <w:proofErr w:type="spellStart"/>
-      <w:r>
-        <w:rPr>
-          <w:rFonts w:hint="eastAsia"/>
-        </w:rPr>
-        <w:t>ratio_loss</w:t>
-      </w:r>
-      <w:proofErr w:type="spellEnd"/>
-      <w:r>
-        <w:rPr>
-          <w:rFonts w:hint="eastAsia"/>
-        </w:rPr>
-        <w:t xml:space="preserve"> </w:t>
-      </w:r>
-      <w:r>
-        <w:rPr>
-          <w:rFonts w:hint="eastAsia"/>
-        </w:rPr>
-        <w:t>误差损失率， 损失粒子数/总的粒子数</w:t>
-      </w:r>
-    </w:p>
-    <w:p>
-      <w:pPr>
-        <w:rPr>
-          <w:rFonts w:hint="eastAsia"/>
-        </w:rPr>
-      </w:pPr>
-      <w:proofErr w:type="spellStart"/>
-      <w:r>
-        <w:rPr>
-          <w:rFonts w:hint="eastAsia"/>
-        </w:rPr>
-        <w:t>emit_x_increase</w:t>
-      </w:r>
-      <w:proofErr w:type="spellEnd"/>
-      <w:r>
-        <w:rPr>
-          <w:rFonts w:hint="eastAsia"/>
-        </w:rPr>
-        <w:t xml:space="preserve">   </w:t>
-      </w:r>
-      <w:proofErr w:type="spellStart"/>
-      <w:r>
-        <w:rPr>
-          <w:rFonts w:hint="eastAsia"/>
-        </w:rPr>
-        <w:t>emit_x</w:t>
-      </w:r>
-      <w:proofErr w:type="spellEnd"/>
-      <w:r>
-        <w:rPr>
-          <w:rFonts w:hint="eastAsia"/>
-        </w:rPr>
-        <w:t xml:space="preserve">(output)/ </w:t>
-      </w:r>
-      <w:proofErr w:type="spellStart"/>
-      <w:r>
-        <w:rPr>
-          <w:rFonts w:hint="eastAsia"/>
-        </w:rPr>
-        <w:t>emit_x</w:t>
-      </w:r>
-      <w:proofErr w:type="spellEnd"/>
-      <w:r>
-        <w:rPr>
-          <w:rFonts w:hint="eastAsia"/>
-        </w:rPr>
-        <w:t xml:space="preserve">(input) - 1 </w:t>
-      </w:r>
-    </w:p>
-    <w:p>
-      <w:pPr>
-        <w:rPr>
-          <w:rFonts w:hint="eastAsia"/>
-        </w:rPr>
-      </w:pPr>
-      <w:proofErr w:type="spellStart"/>
-      <w:r>
-        <w:rPr>
-          <w:rFonts w:hint="eastAsia"/>
-        </w:rPr>
-        <w:t>emit_y_increase</w:t>
-      </w:r>
-      <w:proofErr w:type="spellEnd"/>
-      <w:r>
-        <w:rPr>
-          <w:rFonts w:hint="eastAsia"/>
-        </w:rPr>
-        <w:t xml:space="preserve"> </w:t>
-      </w:r>
-      <w:r>
-        <w:rPr>
-          <w:rFonts w:hint="eastAsia"/>
-        </w:rPr>
-        <w:t xml:space="preserve">  </w:t>
-      </w:r>
-      <w:proofErr w:type="spellStart"/>
-      <w:r>
-        <w:rPr>
-          <w:rFonts w:hint="eastAsia"/>
-        </w:rPr>
-        <w:t>emit_y</w:t>
-      </w:r>
-      <w:proofErr w:type="spellEnd"/>
-      <w:r>
-        <w:rPr>
-          <w:rFonts w:hint="eastAsia"/>
-        </w:rPr>
-        <w:t xml:space="preserve">(output)/ </w:t>
-      </w:r>
-      <w:proofErr w:type="spellStart"/>
-      <w:r>
-        <w:rPr>
-          <w:rFonts w:hint="eastAsia"/>
-        </w:rPr>
-        <w:t>emit_y</w:t>
-      </w:r>
-      <w:proofErr w:type="spellEnd"/>
-      <w:r>
-        <w:rPr>
-          <w:rFonts w:hint="eastAsia"/>
-        </w:rPr>
-        <w:t>(input) - 1</w:t>
-      </w:r>
-    </w:p>
-    <w:p>
-      <w:pPr>
-        <w:rPr>
-          <w:rFonts w:hint="eastAsia"/>
-        </w:rPr>
-      </w:pPr>
-      <w:proofErr w:type="spellStart"/>
-      <w:r>
-        <w:rPr>
-          <w:rFonts w:hint="eastAsia"/>
-        </w:rPr>
         <w:t>emit_z_increase</w:t>
       </w:r>
       <w:proofErr w:type="spellEnd"/>
@@ -28967,7 +30018,6 @@
         <w:rPr>
           <w:bCs/>
         </w:rPr>
-        <w:lastRenderedPageBreak/>
         <w:t>1 圆形边界</w:t>
       </w:r>
     </w:p>
@@ -29667,6 +30717,7 @@
               </w:rPr>
             </w:pPr>
             <w:r>
+              <w:lastRenderedPageBreak/>
               <w:t>θx0</w:t>
             </w:r>
           </w:p>
@@ -30947,7 +31998,6 @@
               </w:rPr>
             </w:pPr>
             <w:r>
-              <w:lastRenderedPageBreak/>
               <w:t>material</w:t>
             </w:r>
           </w:p>
@@ -31537,6 +32587,7 @@
       </w:pPr>
       <w:proofErr w:type="gramStart"/>
       <w:r>
+        <w:lastRenderedPageBreak/>
         <w:t>4  material</w:t>
       </w:r>
       <w:proofErr w:type="gramEnd"/>
@@ -34653,7 +35704,7 @@
   <w:style w:type="paragraph" w:default="1" w:styleId="a">
     <w:name w:val="Normal"/>
     <w:qFormat/>
-    <w:rsid w:val="005C2A66"/>
+    <w:rsid w:val="00B674C3"/>
     <w:pPr>
       <w:widowControl w:val="0"/>
       <w:jc w:val="both"/>
@@ -34774,7 +35825,6 @@
   <w:style w:type="character" w:default="1" w:styleId="a0">
     <w:name w:val="Default Paragraph Font"/>
     <w:uiPriority w:val="1"/>
-    <w:semiHidden/>
     <w:unhideWhenUsed/>
   </w:style>
   <w:style w:type="table" w:default="1" w:styleId="a1">
